--- a/docs/pliki/karta-pracy-systemy-operacyjne.docx
+++ b/docs/pliki/karta-pracy-systemy-operacyjne.docx
@@ -96,7 +96,7 @@
                 <w:sz w:val="20"/>
                 <w:szCs w:val="20"/>
               </w:rPr>
-              <w:t>Imię i nazwisko</w:t>
+              <w:t>Numer w dzienniku</w:t>
             </w:r>
           </w:p>
         </w:tc>
@@ -331,48 +331,14 @@
           <w:sz w:val="20"/>
           <w:szCs w:val="20"/>
         </w:rPr>
-        <w:t>1TT_</w:t>
-      </w:r>
-      <w:r>
-        <w:rPr>
-          <w:rFonts w:ascii="Consolas" w:eastAsia="Consolas" w:hAnsi="Consolas" w:cs="Consolas"/>
-          <w:b/>
-          <w:bCs/>
+        <w:t>1TT_NrWDzienniku_SO.docx</w:t>
+      </w:r>
+      <w:r>
+        <w:rPr>
           <w:sz w:val="20"/>
           <w:szCs w:val="20"/>
         </w:rPr>
-        <w:t>NrWDzienniku</w:t>
-      </w:r>
-      <w:r>
-        <w:rPr>
-          <w:rFonts w:ascii="Consolas" w:eastAsia="Consolas" w:hAnsi="Consolas" w:cs="Consolas"/>
-          <w:b/>
-          <w:bCs/>
-          <w:sz w:val="20"/>
-          <w:szCs w:val="20"/>
-        </w:rPr>
-        <w:t>_SO.docx</w:t>
-      </w:r>
-      <w:r>
-        <w:rPr>
-          <w:sz w:val="20"/>
-          <w:szCs w:val="20"/>
-        </w:rPr>
-        <w:t xml:space="preserve"> — np. 1TT_</w:t>
-      </w:r>
-      <w:r>
-        <w:rPr>
-          <w:sz w:val="20"/>
-          <w:szCs w:val="20"/>
-        </w:rPr>
-        <w:t>12</w:t>
-      </w:r>
-      <w:r>
-        <w:rPr>
-          <w:sz w:val="20"/>
-          <w:szCs w:val="20"/>
-        </w:rPr>
-        <w:t>_SO.docx</w:t>
+        <w:t xml:space="preserve"> — np. 1TT_12_SO.docx</w:t>
       </w:r>
     </w:p>
     <w:p>
